--- a/issue10/downloads/article-1.docx
+++ b/issue10/downloads/article-1.docx
@@ -19,19 +19,29 @@
         <w:br/>
       </w:r>
       <w:r>
-        <w:t>Автор: Ларин А.И.&lt;br&gt;Заместитель главного редактора журнала</w:t>
+        <w:t>Автор: Ларин А.И. &lt;br&gt; Заместитель главного редактора журнала</w:t>
         <w:br/>
       </w:r>
+    </w:p>
+    <w:p/>
+    <w:p>
+      <w:r/>
+    </w:p>
+    <w:p>
+      <w:r/>
     </w:p>
     <w:p>
       <w:r>
         <w:rPr>
-          <w:i/>
+          <w:b/>
+          <w:i w:val="0"/>
         </w:rPr>
         <w:t>В статье рассказывается о новых требованиях к защите объектов критической инфраструктуры, разбираются основные положения Указа Президента РФ от 24.08.2026 N 604 "О мерах по обеспечению безопасности объектов критической инфраструктуры Российской Федерации". Представлены рекомендации собственникам и руководителям объектов по организации их защиты от БПЛА.</w:t>
       </w:r>
     </w:p>
-    <w:p/>
+    <w:p>
+      <w:r/>
+    </w:p>
     <w:p>
       <w:pPr>
         <w:jc w:val="both"/>
@@ -79,6 +89,9 @@
         </w:rPr>
         <w:t>Обеспечение защиты объектов критической инфраструктуры и иных гражданских объектов требуют продуманных управленческих решений и практических действий на всех уровнях управления гражданской обороной (федеральном, региональном, муниципальном и объектовом). Особое внимание необходимо уделить нормативно-правовому регулированию, техническому оснащению, организационным вопросам, соответствующей подготовке специалистов и взаимодействию всех заинтересованных лиц.</w:t>
       </w:r>
+    </w:p>
+    <w:p>
+      <w:r/>
     </w:p>
     <w:p>
       <w:pPr>
@@ -320,6 +333,9 @@
         </w:rPr>
         <w:t xml:space="preserve"> Российский вариант – временное управление вместо остановки – по факту мягче большинства зарубежных аналогов.</w:t>
       </w:r>
+    </w:p>
+    <w:p>
+      <w:r/>
     </w:p>
     <w:p>
       <w:pPr>
@@ -587,6 +603,9 @@
       </w:r>
     </w:p>
     <w:p>
+      <w:r/>
+    </w:p>
+    <w:p>
       <w:pPr>
         <w:jc w:val="both"/>
       </w:pPr>
@@ -647,6 +666,9 @@
       </w:r>
     </w:p>
     <w:p>
+      <w:r/>
+    </w:p>
+    <w:p>
       <w:pPr>
         <w:jc w:val="both"/>
       </w:pPr>
@@ -683,6 +705,9 @@
       </w:r>
     </w:p>
     <w:p>
+      <w:r/>
+    </w:p>
+    <w:p>
       <w:pPr>
         <w:jc w:val="both"/>
       </w:pPr>
@@ -705,6 +730,9 @@
         </w:rPr>
         <w:t>Практика показывает, что подавляющее большинство нарушений сводится к нескольким повторяющимся сценариям. Собственник откладывает категорирование объекта по ГО и антитеррористической защищенности, потому что процедура кажется бюрократической и не приносящей немедленной пользы. Паспорт безопасности составляется формально, без реальной инженерной оценки уязвимых зон – просто чтобы был документ на случай проверки. Отсутствует системный подход: например, принимается решение только по системам обнаружения без должного выстраивания остальных компонентов защиты, что может создать ложное ощущение закрытого вопроса. Отсутствует план восстановления функционирования объекта после инцидента, хотя именно несвоевременное восстановление прямо названо в Указе N 604 как основание для временного управления. Наконец, руководство предприятия годами полагается на внешнюю защиту – государственную систему ПВО или соседние объекты, – не инвестируя в собственный последний рубеж.</w:t>
       </w:r>
+    </w:p>
+    <w:p>
+      <w:r/>
     </w:p>
     <w:p>
       <w:pPr>
@@ -863,6 +891,9 @@
       </w:r>
     </w:p>
     <w:p>
+      <w:r/>
+    </w:p>
+    <w:p>
       <w:pPr>
         <w:jc w:val="both"/>
       </w:pPr>
@@ -983,6 +1014,9 @@
       </w:r>
     </w:p>
     <w:p>
+      <w:r/>
+    </w:p>
+    <w:p>
       <w:pPr>
         <w:jc w:val="both"/>
       </w:pPr>
@@ -1079,6 +1113,9 @@
       </w:r>
     </w:p>
     <w:p>
+      <w:r/>
+    </w:p>
+    <w:p>
       <w:pPr>
         <w:jc w:val="right"/>
       </w:pPr>
@@ -1091,6 +1128,9 @@
       </w:r>
     </w:p>
     <w:p>
+      <w:r/>
+    </w:p>
+    <w:p>
       <w:pPr>
         <w:jc w:val="center"/>
       </w:pPr>
@@ -1101,6 +1141,9 @@
         </w:rPr>
         <w:t>МЕЖДУНАРОДНЫЙ ОПЫТ ПО ЗАЩИТЕ ОБЪЕКТОВ КРИТИЧЕСКОЙ ИНФРАСТРУКТУРЫ: ПЕРСИДСКИЙ ЗАЛИВ, ИЗРАИЛЬ, ЕВРОПА И США</w:t>
       </w:r>
+    </w:p>
+    <w:p>
+      <w:r/>
     </w:p>
     <w:p>
       <w:pPr>
@@ -1175,6 +1218,12 @@
         <w:t>На этом фоне российский указ N 604 выглядит скорее умеренным вариантом мирового тренда, чем исключением из правил: там, где Франция или США грозят штрафом и остановкой эксплуатации, российский механизм предполагает временное управление с возможностью возврата актива собственнику после устранения нарушений.</w:t>
       </w:r>
     </w:p>
+    <w:p>
+      <w:r/>
+    </w:p>
+    <w:p>
+      <w:r/>
+    </w:p>
     <w:p/>
     <w:p>
       <w:r>
@@ -1196,7 +1245,7 @@
     </w:p>
     <w:p>
       <w:r>
-        <w:t>3. Резильентность  (от англ.  resilience  – упругость, эластичность, устойчивость) – в данном случае это устойчивость системы или отдельных объектов, их способность справляться с чрезвычайными ситуациями, а затем восстанавливаться и адаптироваться к ним.</w:t>
+        <w:t>3. Резильентность (от англ. resilience – упругость, эластичность, устойчивость) – в данном случае это устойчивость системы или отдельных объектов, их способность справляться с чрезвычайными ситуациями, а затем восстанавливаться и адаптироваться к ним.</w:t>
       </w:r>
     </w:p>
     <w:sectPr>
